--- a/documents/kit-formulaires-conventions-tvf/14-listes-pieces/tvf-lp-09-pieces-a-fournir---transport-et-logistique.docx
+++ b/documents/kit-formulaires-conventions-tvf/14-listes-pieces/tvf-lp-09-pieces-a-fournir---transport-et-logistique.docx
@@ -311,7 +311,7 @@
                 <w:color w:val="1E272E"/>
                 <w:sz w:val="19"/>
               </w:rPr>
-              <w:t>Checklist operationnelle prete a remplir</w:t>
+              <w:t>Liste de pieces et fiche sujet prete a remplir</w:t>
             </w:r>
           </w:p>
         </w:tc>
@@ -454,7 +454,7 @@
           <w:b w:val="0"/>
           <w:i w:val="0"/>
         </w:rPr>
-        <w:t>Identification du dossier</w:t>
+        <w:t>1. Identification du dossier</w:t>
       </w:r>
     </w:p>
     <w:tbl>
@@ -471,7 +471,7 @@
       <w:tr>
         <w:tc>
           <w:tcPr>
-            <w:tcW w:type="dxa" w:w="2664"/>
+            <w:tcW w:type="dxa" w:w="2736"/>
             <w:vAlign w:val="center"/>
             <w:tcMar>
               <w:top w:w="100" w:type="dxa"/>
@@ -502,7 +502,7 @@
         </w:tc>
         <w:tc>
           <w:tcPr>
-            <w:tcW w:type="dxa" w:w="6336"/>
+            <w:tcW w:type="dxa" w:w="6264"/>
             <w:vAlign w:val="center"/>
             <w:tcMar>
               <w:top w:w="100" w:type="dxa"/>
@@ -535,7 +535,7 @@
       <w:tr>
         <w:tc>
           <w:tcPr>
-            <w:tcW w:type="dxa" w:w="2664"/>
+            <w:tcW w:type="dxa" w:w="2736"/>
             <w:vAlign w:val="center"/>
             <w:tcMar>
               <w:top w:w="100" w:type="dxa"/>
@@ -566,7 +566,7 @@
         </w:tc>
         <w:tc>
           <w:tcPr>
-            <w:tcW w:type="dxa" w:w="6336"/>
+            <w:tcW w:type="dxa" w:w="6264"/>
             <w:vAlign w:val="center"/>
             <w:tcMar>
               <w:top w:w="100" w:type="dxa"/>
@@ -599,7 +599,7 @@
       <w:tr>
         <w:tc>
           <w:tcPr>
-            <w:tcW w:type="dxa" w:w="2664"/>
+            <w:tcW w:type="dxa" w:w="2736"/>
             <w:vAlign w:val="center"/>
             <w:tcMar>
               <w:top w:w="100" w:type="dxa"/>
@@ -630,7 +630,7 @@
         </w:tc>
         <w:tc>
           <w:tcPr>
-            <w:tcW w:type="dxa" w:w="6336"/>
+            <w:tcW w:type="dxa" w:w="6264"/>
             <w:vAlign w:val="center"/>
             <w:tcMar>
               <w:top w:w="100" w:type="dxa"/>
@@ -663,7 +663,7 @@
       <w:tr>
         <w:tc>
           <w:tcPr>
-            <w:tcW w:type="dxa" w:w="2664"/>
+            <w:tcW w:type="dxa" w:w="2736"/>
             <w:vAlign w:val="center"/>
             <w:tcMar>
               <w:top w:w="100" w:type="dxa"/>
@@ -688,13 +688,13 @@
                 <w:color w:val="09223A"/>
                 <w:sz w:val="19"/>
               </w:rPr>
-              <w:t>Referent TVF</w:t>
+              <w:t>Contact</w:t>
             </w:r>
           </w:p>
         </w:tc>
         <w:tc>
           <w:tcPr>
-            <w:tcW w:type="dxa" w:w="6336"/>
+            <w:tcW w:type="dxa" w:w="6264"/>
             <w:vAlign w:val="center"/>
             <w:tcMar>
               <w:top w:w="100" w:type="dxa"/>
@@ -727,7 +727,135 @@
       <w:tr>
         <w:tc>
           <w:tcPr>
-            <w:tcW w:type="dxa" w:w="2664"/>
+            <w:tcW w:type="dxa" w:w="2736"/>
+            <w:vAlign w:val="center"/>
+            <w:tcMar>
+              <w:top w:w="100" w:type="dxa"/>
+              <w:start w:w="140" w:type="dxa"/>
+              <w:bottom w:w="100" w:type="dxa"/>
+              <w:end w:w="140" w:type="dxa"/>
+            </w:tcMar>
+            <w:tcBorders>
+              <w:top w:val="single" w:sz="6" w:space="0" w:color="C8D2DC"/>
+              <w:left w:val="single" w:sz="6" w:space="0" w:color="C8D2DC"/>
+              <w:bottom w:val="single" w:sz="6" w:space="0" w:color="C8D2DC"/>
+              <w:right w:val="single" w:sz="6" w:space="0" w:color="C8D2DC"/>
+            </w:tcBorders>
+            <w:shd w:fill="E8EEF5"/>
+          </w:tcPr>
+          <w:p>
+            <w:r>
+              <w:rPr>
+                <w:rFonts w:ascii="Calibri" w:hAnsi="Calibri"/>
+                <w:b/>
+                <w:i w:val="0"/>
+                <w:color w:val="09223A"/>
+                <w:sz w:val="19"/>
+              </w:rPr>
+              <w:t>Adresse ou territoire</w:t>
+            </w:r>
+          </w:p>
+        </w:tc>
+        <w:tc>
+          <w:tcPr>
+            <w:tcW w:type="dxa" w:w="6264"/>
+            <w:vAlign w:val="center"/>
+            <w:tcMar>
+              <w:top w:w="100" w:type="dxa"/>
+              <w:start w:w="140" w:type="dxa"/>
+              <w:bottom w:w="100" w:type="dxa"/>
+              <w:end w:w="140" w:type="dxa"/>
+            </w:tcMar>
+            <w:tcBorders>
+              <w:top w:val="single" w:sz="6" w:space="0" w:color="C8D2DC"/>
+              <w:left w:val="single" w:sz="6" w:space="0" w:color="C8D2DC"/>
+              <w:bottom w:val="single" w:sz="6" w:space="0" w:color="C8D2DC"/>
+              <w:right w:val="single" w:sz="6" w:space="0" w:color="C8D2DC"/>
+            </w:tcBorders>
+            <w:shd w:fill="FFFFFF"/>
+          </w:tcPr>
+          <w:p>
+            <w:r>
+              <w:rPr>
+                <w:rFonts w:ascii="Calibri" w:hAnsi="Calibri"/>
+                <w:b w:val="0"/>
+                <w:i w:val="0"/>
+                <w:color w:val="1E272E"/>
+                <w:sz w:val="19"/>
+              </w:rPr>
+              <w:t>____________________________________________________________</w:t>
+            </w:r>
+          </w:p>
+        </w:tc>
+      </w:tr>
+      <w:tr>
+        <w:tc>
+          <w:tcPr>
+            <w:tcW w:type="dxa" w:w="2736"/>
+            <w:vAlign w:val="center"/>
+            <w:tcMar>
+              <w:top w:w="100" w:type="dxa"/>
+              <w:start w:w="140" w:type="dxa"/>
+              <w:bottom w:w="100" w:type="dxa"/>
+              <w:end w:w="140" w:type="dxa"/>
+            </w:tcMar>
+            <w:tcBorders>
+              <w:top w:val="single" w:sz="6" w:space="0" w:color="C8D2DC"/>
+              <w:left w:val="single" w:sz="6" w:space="0" w:color="C8D2DC"/>
+              <w:bottom w:val="single" w:sz="6" w:space="0" w:color="C8D2DC"/>
+              <w:right w:val="single" w:sz="6" w:space="0" w:color="C8D2DC"/>
+            </w:tcBorders>
+            <w:shd w:fill="E8EEF5"/>
+          </w:tcPr>
+          <w:p>
+            <w:r>
+              <w:rPr>
+                <w:rFonts w:ascii="Calibri" w:hAnsi="Calibri"/>
+                <w:b/>
+                <w:i w:val="0"/>
+                <w:color w:val="09223A"/>
+                <w:sz w:val="19"/>
+              </w:rPr>
+              <w:t>Referent TVF</w:t>
+            </w:r>
+          </w:p>
+        </w:tc>
+        <w:tc>
+          <w:tcPr>
+            <w:tcW w:type="dxa" w:w="6264"/>
+            <w:vAlign w:val="center"/>
+            <w:tcMar>
+              <w:top w:w="100" w:type="dxa"/>
+              <w:start w:w="140" w:type="dxa"/>
+              <w:bottom w:w="100" w:type="dxa"/>
+              <w:end w:w="140" w:type="dxa"/>
+            </w:tcMar>
+            <w:tcBorders>
+              <w:top w:val="single" w:sz="6" w:space="0" w:color="C8D2DC"/>
+              <w:left w:val="single" w:sz="6" w:space="0" w:color="C8D2DC"/>
+              <w:bottom w:val="single" w:sz="6" w:space="0" w:color="C8D2DC"/>
+              <w:right w:val="single" w:sz="6" w:space="0" w:color="C8D2DC"/>
+            </w:tcBorders>
+            <w:shd w:fill="FFFFFF"/>
+          </w:tcPr>
+          <w:p>
+            <w:r>
+              <w:rPr>
+                <w:rFonts w:ascii="Calibri" w:hAnsi="Calibri"/>
+                <w:b w:val="0"/>
+                <w:i w:val="0"/>
+                <w:color w:val="1E272E"/>
+                <w:sz w:val="19"/>
+              </w:rPr>
+              <w:t>____________________________________________________________</w:t>
+            </w:r>
+          </w:p>
+        </w:tc>
+      </w:tr>
+      <w:tr>
+        <w:tc>
+          <w:tcPr>
+            <w:tcW w:type="dxa" w:w="2736"/>
             <w:vAlign w:val="center"/>
             <w:tcMar>
               <w:top w:w="100" w:type="dxa"/>
@@ -758,7 +886,7 @@
         </w:tc>
         <w:tc>
           <w:tcPr>
-            <w:tcW w:type="dxa" w:w="6336"/>
+            <w:tcW w:type="dxa" w:w="6264"/>
             <w:vAlign w:val="center"/>
             <w:tcMar>
               <w:top w:w="100" w:type="dxa"/>
@@ -796,6 +924,324 @@
     </w:p>
     <w:p>
       <w:pPr>
+        <w:pStyle w:val="Heading1"/>
+        <w:spacing w:before="0" w:after="120" w:line="276" w:lineRule="auto"/>
+      </w:pPr>
+      <w:r>
+        <w:rPr>
+          <w:rFonts w:ascii="Calibri" w:hAnsi="Calibri"/>
+          <w:b w:val="0"/>
+          <w:i w:val="0"/>
+        </w:rPr>
+        <w:t>2. Description detaillee du sujet</w:t>
+      </w:r>
+    </w:p>
+    <w:p>
+      <w:pPr>
+        <w:spacing w:before="0" w:after="120" w:line="276" w:lineRule="auto"/>
+      </w:pPr>
+      <w:r>
+        <w:rPr>
+          <w:rFonts w:ascii="Calibri" w:hAnsi="Calibri"/>
+          <w:b w:val="0"/>
+          <w:i w:val="0"/>
+        </w:rPr>
+        <w:t>Cette section sert a comprendre le besoin avant de demander ou d'exiger des pieces. Elle doit etre completee avec des informations concretes, pas seulement avec un intitul? general.</w:t>
+      </w:r>
+    </w:p>
+    <w:p>
+      <w:pPr>
+        <w:pStyle w:val="Heading2"/>
+        <w:spacing w:before="0" w:after="120" w:line="276" w:lineRule="auto"/>
+      </w:pPr>
+      <w:r>
+        <w:rPr>
+          <w:rFonts w:ascii="Calibri" w:hAnsi="Calibri"/>
+          <w:b w:val="0"/>
+          <w:i w:val="0"/>
+        </w:rPr>
+        <w:t>Contexte et origine de la demande</w:t>
+      </w:r>
+    </w:p>
+    <w:p>
+      <w:pPr>
+        <w:spacing w:before="0" w:after="40" w:line="276" w:lineRule="auto"/>
+      </w:pPr>
+      <w:r>
+        <w:rPr>
+          <w:rFonts w:ascii="Calibri" w:hAnsi="Calibri"/>
+          <w:b w:val="0"/>
+          <w:i w:val="0"/>
+        </w:rPr>
+        <w:t>________________________________________________________________________________</w:t>
+      </w:r>
+    </w:p>
+    <w:p>
+      <w:pPr>
+        <w:spacing w:before="0" w:after="40" w:line="276" w:lineRule="auto"/>
+      </w:pPr>
+      <w:r>
+        <w:rPr>
+          <w:rFonts w:ascii="Calibri" w:hAnsi="Calibri"/>
+          <w:b w:val="0"/>
+          <w:i w:val="0"/>
+        </w:rPr>
+        <w:t>________________________________________________________________________________</w:t>
+      </w:r>
+    </w:p>
+    <w:p>
+      <w:pPr>
+        <w:spacing w:before="0" w:after="40" w:line="276" w:lineRule="auto"/>
+      </w:pPr>
+      <w:r>
+        <w:rPr>
+          <w:rFonts w:ascii="Calibri" w:hAnsi="Calibri"/>
+          <w:b w:val="0"/>
+          <w:i w:val="0"/>
+        </w:rPr>
+        <w:t>________________________________________________________________________________</w:t>
+      </w:r>
+    </w:p>
+    <w:p>
+      <w:pPr>
+        <w:spacing w:before="0" w:after="40" w:line="276" w:lineRule="auto"/>
+      </w:pPr>
+      <w:r>
+        <w:rPr>
+          <w:rFonts w:ascii="Calibri" w:hAnsi="Calibri"/>
+          <w:b w:val="0"/>
+          <w:i w:val="0"/>
+        </w:rPr>
+        <w:t>________________________________________________________________________________</w:t>
+      </w:r>
+    </w:p>
+    <w:p>
+      <w:pPr>
+        <w:pStyle w:val="Heading2"/>
+        <w:spacing w:before="0" w:after="120" w:line="276" w:lineRule="auto"/>
+      </w:pPr>
+      <w:r>
+        <w:rPr>
+          <w:rFonts w:ascii="Calibri" w:hAnsi="Calibri"/>
+          <w:b w:val="0"/>
+          <w:i w:val="0"/>
+        </w:rPr>
+        <w:t>Description du bien, local, ressource, action ou besoin concerne</w:t>
+      </w:r>
+    </w:p>
+    <w:p>
+      <w:pPr>
+        <w:spacing w:before="0" w:after="40" w:line="276" w:lineRule="auto"/>
+      </w:pPr>
+      <w:r>
+        <w:rPr>
+          <w:rFonts w:ascii="Calibri" w:hAnsi="Calibri"/>
+          <w:b w:val="0"/>
+          <w:i w:val="0"/>
+        </w:rPr>
+        <w:t>________________________________________________________________________________</w:t>
+      </w:r>
+    </w:p>
+    <w:p>
+      <w:pPr>
+        <w:spacing w:before="0" w:after="40" w:line="276" w:lineRule="auto"/>
+      </w:pPr>
+      <w:r>
+        <w:rPr>
+          <w:rFonts w:ascii="Calibri" w:hAnsi="Calibri"/>
+          <w:b w:val="0"/>
+          <w:i w:val="0"/>
+        </w:rPr>
+        <w:t>________________________________________________________________________________</w:t>
+      </w:r>
+    </w:p>
+    <w:p>
+      <w:pPr>
+        <w:spacing w:before="0" w:after="40" w:line="276" w:lineRule="auto"/>
+      </w:pPr>
+      <w:r>
+        <w:rPr>
+          <w:rFonts w:ascii="Calibri" w:hAnsi="Calibri"/>
+          <w:b w:val="0"/>
+          <w:i w:val="0"/>
+        </w:rPr>
+        <w:t>________________________________________________________________________________</w:t>
+      </w:r>
+    </w:p>
+    <w:p>
+      <w:pPr>
+        <w:spacing w:before="0" w:after="40" w:line="276" w:lineRule="auto"/>
+      </w:pPr>
+      <w:r>
+        <w:rPr>
+          <w:rFonts w:ascii="Calibri" w:hAnsi="Calibri"/>
+          <w:b w:val="0"/>
+          <w:i w:val="0"/>
+        </w:rPr>
+        <w:t>________________________________________________________________________________</w:t>
+      </w:r>
+    </w:p>
+    <w:p>
+      <w:pPr>
+        <w:spacing w:before="0" w:after="40" w:line="276" w:lineRule="auto"/>
+      </w:pPr>
+      <w:r>
+        <w:rPr>
+          <w:rFonts w:ascii="Calibri" w:hAnsi="Calibri"/>
+          <w:b w:val="0"/>
+          <w:i w:val="0"/>
+        </w:rPr>
+        <w:t>________________________________________________________________________________</w:t>
+      </w:r>
+    </w:p>
+    <w:p>
+      <w:pPr>
+        <w:pStyle w:val="Heading2"/>
+        <w:spacing w:before="0" w:after="120" w:line="276" w:lineRule="auto"/>
+      </w:pPr>
+      <w:r>
+        <w:rPr>
+          <w:rFonts w:ascii="Calibri" w:hAnsi="Calibri"/>
+          <w:b w:val="0"/>
+          <w:i w:val="0"/>
+        </w:rPr>
+        <w:t>Objectif recherche et resultats attendus</w:t>
+      </w:r>
+    </w:p>
+    <w:p>
+      <w:pPr>
+        <w:spacing w:before="0" w:after="40" w:line="276" w:lineRule="auto"/>
+      </w:pPr>
+      <w:r>
+        <w:rPr>
+          <w:rFonts w:ascii="Calibri" w:hAnsi="Calibri"/>
+          <w:b w:val="0"/>
+          <w:i w:val="0"/>
+        </w:rPr>
+        <w:t>________________________________________________________________________________</w:t>
+      </w:r>
+    </w:p>
+    <w:p>
+      <w:pPr>
+        <w:spacing w:before="0" w:after="40" w:line="276" w:lineRule="auto"/>
+      </w:pPr>
+      <w:r>
+        <w:rPr>
+          <w:rFonts w:ascii="Calibri" w:hAnsi="Calibri"/>
+          <w:b w:val="0"/>
+          <w:i w:val="0"/>
+        </w:rPr>
+        <w:t>________________________________________________________________________________</w:t>
+      </w:r>
+    </w:p>
+    <w:p>
+      <w:pPr>
+        <w:spacing w:before="0" w:after="40" w:line="276" w:lineRule="auto"/>
+      </w:pPr>
+      <w:r>
+        <w:rPr>
+          <w:rFonts w:ascii="Calibri" w:hAnsi="Calibri"/>
+          <w:b w:val="0"/>
+          <w:i w:val="0"/>
+        </w:rPr>
+        <w:t>________________________________________________________________________________</w:t>
+      </w:r>
+    </w:p>
+    <w:p>
+      <w:pPr>
+        <w:spacing w:before="0" w:after="40" w:line="276" w:lineRule="auto"/>
+      </w:pPr>
+      <w:r>
+        <w:rPr>
+          <w:rFonts w:ascii="Calibri" w:hAnsi="Calibri"/>
+          <w:b w:val="0"/>
+          <w:i w:val="0"/>
+        </w:rPr>
+        <w:t>________________________________________________________________________________</w:t>
+      </w:r>
+    </w:p>
+    <w:p>
+      <w:pPr>
+        <w:pStyle w:val="Heading2"/>
+        <w:spacing w:before="0" w:after="120" w:line="276" w:lineRule="auto"/>
+      </w:pPr>
+      <w:r>
+        <w:rPr>
+          <w:rFonts w:ascii="Calibri" w:hAnsi="Calibri"/>
+          <w:b w:val="0"/>
+          <w:i w:val="0"/>
+        </w:rPr>
+        <w:t>Contraintes connues : delai, securite, acces, assurance, budget, autorisations</w:t>
+      </w:r>
+    </w:p>
+    <w:p>
+      <w:pPr>
+        <w:spacing w:before="0" w:after="40" w:line="276" w:lineRule="auto"/>
+      </w:pPr>
+      <w:r>
+        <w:rPr>
+          <w:rFonts w:ascii="Calibri" w:hAnsi="Calibri"/>
+          <w:b w:val="0"/>
+          <w:i w:val="0"/>
+        </w:rPr>
+        <w:t>________________________________________________________________________________</w:t>
+      </w:r>
+    </w:p>
+    <w:p>
+      <w:pPr>
+        <w:spacing w:before="0" w:after="40" w:line="276" w:lineRule="auto"/>
+      </w:pPr>
+      <w:r>
+        <w:rPr>
+          <w:rFonts w:ascii="Calibri" w:hAnsi="Calibri"/>
+          <w:b w:val="0"/>
+          <w:i w:val="0"/>
+        </w:rPr>
+        <w:t>________________________________________________________________________________</w:t>
+      </w:r>
+    </w:p>
+    <w:p>
+      <w:pPr>
+        <w:spacing w:before="0" w:after="40" w:line="276" w:lineRule="auto"/>
+      </w:pPr>
+      <w:r>
+        <w:rPr>
+          <w:rFonts w:ascii="Calibri" w:hAnsi="Calibri"/>
+          <w:b w:val="0"/>
+          <w:i w:val="0"/>
+        </w:rPr>
+        <w:t>________________________________________________________________________________</w:t>
+      </w:r>
+    </w:p>
+    <w:p>
+      <w:pPr>
+        <w:spacing w:before="0" w:after="40" w:line="276" w:lineRule="auto"/>
+      </w:pPr>
+      <w:r>
+        <w:rPr>
+          <w:rFonts w:ascii="Calibri" w:hAnsi="Calibri"/>
+          <w:b w:val="0"/>
+          <w:i w:val="0"/>
+        </w:rPr>
+        <w:t>________________________________________________________________________________</w:t>
+      </w:r>
+    </w:p>
+    <w:p>
+      <w:pPr>
+        <w:pStyle w:val="Heading1"/>
+        <w:spacing w:before="0" w:after="120" w:line="276" w:lineRule="auto"/>
+      </w:pPr>
+      <w:r>
+        <w:rPr>
+          <w:rFonts w:ascii="Calibri" w:hAnsi="Calibri"/>
+          <w:b w:val="0"/>
+          <w:i w:val="0"/>
+        </w:rPr>
+        <w:t>3. Pieces obligatoires ou a verifier</w:t>
+      </w:r>
+    </w:p>
+    <w:p>
+      <w:pPr>
         <w:spacing w:before="0" w:after="80" w:line="276" w:lineRule="auto"/>
       </w:pPr>
       <w:r>
@@ -806,7 +1252,7 @@
           <w:color w:val="09223A"/>
           <w:sz w:val="21"/>
         </w:rPr>
-        <w:t>Pieces obligatoires ou a verifier</w:t>
+        <w:t>Controle de recevabilite</w:t>
       </w:r>
     </w:p>
     <w:tbl>
@@ -1546,7 +1992,7 @@
     </w:p>
     <w:p>
       <w:pPr>
-        <w:pStyle w:val="Heading2"/>
+        <w:pStyle w:val="Heading1"/>
         <w:spacing w:before="0" w:after="120" w:line="276" w:lineRule="auto"/>
       </w:pPr>
       <w:r>
@@ -1555,7 +2001,358 @@
           <w:b w:val="0"/>
           <w:i w:val="0"/>
         </w:rPr>
-        <w:t>Points de vigilance</w:t>
+        <w:t>4. Analyse TVF avant instruction</w:t>
+      </w:r>
+    </w:p>
+    <w:tbl>
+      <w:tblPr>
+        <w:tblW w:type="auto" w:w="0"/>
+        <w:jc w:val="center"/>
+        <w:tblLayout w:type="fixed"/>
+        <w:tblLook w:firstColumn="1" w:firstRow="1" w:lastColumn="0" w:lastRow="0" w:noHBand="0" w:noVBand="1" w:val="04A0"/>
+      </w:tblPr>
+      <w:tblGrid>
+        <w:gridCol w:w="4968"/>
+        <w:gridCol w:w="4968"/>
+      </w:tblGrid>
+      <w:tr>
+        <w:tc>
+          <w:tcPr>
+            <w:tcW w:type="dxa" w:w="2736"/>
+            <w:vAlign w:val="center"/>
+            <w:tcMar>
+              <w:top w:w="100" w:type="dxa"/>
+              <w:start w:w="140" w:type="dxa"/>
+              <w:bottom w:w="100" w:type="dxa"/>
+              <w:end w:w="140" w:type="dxa"/>
+            </w:tcMar>
+            <w:tcBorders>
+              <w:top w:val="single" w:sz="6" w:space="0" w:color="C8D2DC"/>
+              <w:left w:val="single" w:sz="6" w:space="0" w:color="C8D2DC"/>
+              <w:bottom w:val="single" w:sz="6" w:space="0" w:color="C8D2DC"/>
+              <w:right w:val="single" w:sz="6" w:space="0" w:color="C8D2DC"/>
+            </w:tcBorders>
+            <w:shd w:fill="E8EEF5"/>
+          </w:tcPr>
+          <w:p>
+            <w:r>
+              <w:rPr>
+                <w:rFonts w:ascii="Calibri" w:hAnsi="Calibri"/>
+                <w:b/>
+                <w:i w:val="0"/>
+                <w:color w:val="09223A"/>
+                <w:sz w:val="19"/>
+              </w:rPr>
+              <w:t>Recevabilite</w:t>
+            </w:r>
+          </w:p>
+        </w:tc>
+        <w:tc>
+          <w:tcPr>
+            <w:tcW w:type="dxa" w:w="6264"/>
+            <w:vAlign w:val="center"/>
+            <w:tcMar>
+              <w:top w:w="100" w:type="dxa"/>
+              <w:start w:w="140" w:type="dxa"/>
+              <w:bottom w:w="100" w:type="dxa"/>
+              <w:end w:w="140" w:type="dxa"/>
+            </w:tcMar>
+            <w:tcBorders>
+              <w:top w:val="single" w:sz="6" w:space="0" w:color="C8D2DC"/>
+              <w:left w:val="single" w:sz="6" w:space="0" w:color="C8D2DC"/>
+              <w:bottom w:val="single" w:sz="6" w:space="0" w:color="C8D2DC"/>
+              <w:right w:val="single" w:sz="6" w:space="0" w:color="C8D2DC"/>
+            </w:tcBorders>
+            <w:shd w:fill="FFFFFF"/>
+          </w:tcPr>
+          <w:p>
+            <w:r>
+              <w:rPr>
+                <w:rFonts w:ascii="Calibri" w:hAnsi="Calibri"/>
+                <w:b w:val="0"/>
+                <w:i w:val="0"/>
+                <w:color w:val="1E272E"/>
+                <w:sz w:val="19"/>
+              </w:rPr>
+              <w:t>[ ] Recevable   [ ] Incomplet   [ ] Hors perimetre   [ ] A verifier</w:t>
+            </w:r>
+          </w:p>
+        </w:tc>
+      </w:tr>
+      <w:tr>
+        <w:tc>
+          <w:tcPr>
+            <w:tcW w:type="dxa" w:w="2736"/>
+            <w:vAlign w:val="center"/>
+            <w:tcMar>
+              <w:top w:w="100" w:type="dxa"/>
+              <w:start w:w="140" w:type="dxa"/>
+              <w:bottom w:w="100" w:type="dxa"/>
+              <w:end w:w="140" w:type="dxa"/>
+            </w:tcMar>
+            <w:tcBorders>
+              <w:top w:val="single" w:sz="6" w:space="0" w:color="C8D2DC"/>
+              <w:left w:val="single" w:sz="6" w:space="0" w:color="C8D2DC"/>
+              <w:bottom w:val="single" w:sz="6" w:space="0" w:color="C8D2DC"/>
+              <w:right w:val="single" w:sz="6" w:space="0" w:color="C8D2DC"/>
+            </w:tcBorders>
+            <w:shd w:fill="E8EEF5"/>
+          </w:tcPr>
+          <w:p>
+            <w:r>
+              <w:rPr>
+                <w:rFonts w:ascii="Calibri" w:hAnsi="Calibri"/>
+                <w:b/>
+                <w:i w:val="0"/>
+                <w:color w:val="09223A"/>
+                <w:sz w:val="19"/>
+              </w:rPr>
+              <w:t>Niveau d'urgence</w:t>
+            </w:r>
+          </w:p>
+        </w:tc>
+        <w:tc>
+          <w:tcPr>
+            <w:tcW w:type="dxa" w:w="6264"/>
+            <w:vAlign w:val="center"/>
+            <w:tcMar>
+              <w:top w:w="100" w:type="dxa"/>
+              <w:start w:w="140" w:type="dxa"/>
+              <w:bottom w:w="100" w:type="dxa"/>
+              <w:end w:w="140" w:type="dxa"/>
+            </w:tcMar>
+            <w:tcBorders>
+              <w:top w:val="single" w:sz="6" w:space="0" w:color="C8D2DC"/>
+              <w:left w:val="single" w:sz="6" w:space="0" w:color="C8D2DC"/>
+              <w:bottom w:val="single" w:sz="6" w:space="0" w:color="C8D2DC"/>
+              <w:right w:val="single" w:sz="6" w:space="0" w:color="C8D2DC"/>
+            </w:tcBorders>
+            <w:shd w:fill="FFFFFF"/>
+          </w:tcPr>
+          <w:p>
+            <w:r>
+              <w:rPr>
+                <w:rFonts w:ascii="Calibri" w:hAnsi="Calibri"/>
+                <w:b w:val="0"/>
+                <w:i w:val="0"/>
+                <w:color w:val="1E272E"/>
+                <w:sz w:val="19"/>
+              </w:rPr>
+              <w:t>[ ] Standard   [ ] Delai court   [ ] Risque terrain   [ ] Institutionnel</w:t>
+            </w:r>
+          </w:p>
+        </w:tc>
+      </w:tr>
+      <w:tr>
+        <w:tc>
+          <w:tcPr>
+            <w:tcW w:type="dxa" w:w="2736"/>
+            <w:vAlign w:val="center"/>
+            <w:tcMar>
+              <w:top w:w="100" w:type="dxa"/>
+              <w:start w:w="140" w:type="dxa"/>
+              <w:bottom w:w="100" w:type="dxa"/>
+              <w:end w:w="140" w:type="dxa"/>
+            </w:tcMar>
+            <w:tcBorders>
+              <w:top w:val="single" w:sz="6" w:space="0" w:color="C8D2DC"/>
+              <w:left w:val="single" w:sz="6" w:space="0" w:color="C8D2DC"/>
+              <w:bottom w:val="single" w:sz="6" w:space="0" w:color="C8D2DC"/>
+              <w:right w:val="single" w:sz="6" w:space="0" w:color="C8D2DC"/>
+            </w:tcBorders>
+            <w:shd w:fill="E8EEF5"/>
+          </w:tcPr>
+          <w:p>
+            <w:r>
+              <w:rPr>
+                <w:rFonts w:ascii="Calibri" w:hAnsi="Calibri"/>
+                <w:b/>
+                <w:i w:val="0"/>
+                <w:color w:val="09223A"/>
+                <w:sz w:val="19"/>
+              </w:rPr>
+              <w:t>Risque principal</w:t>
+            </w:r>
+          </w:p>
+        </w:tc>
+        <w:tc>
+          <w:tcPr>
+            <w:tcW w:type="dxa" w:w="6264"/>
+            <w:vAlign w:val="center"/>
+            <w:tcMar>
+              <w:top w:w="100" w:type="dxa"/>
+              <w:start w:w="140" w:type="dxa"/>
+              <w:bottom w:w="100" w:type="dxa"/>
+              <w:end w:w="140" w:type="dxa"/>
+            </w:tcMar>
+            <w:tcBorders>
+              <w:top w:val="single" w:sz="6" w:space="0" w:color="C8D2DC"/>
+              <w:left w:val="single" w:sz="6" w:space="0" w:color="C8D2DC"/>
+              <w:bottom w:val="single" w:sz="6" w:space="0" w:color="C8D2DC"/>
+              <w:right w:val="single" w:sz="6" w:space="0" w:color="C8D2DC"/>
+            </w:tcBorders>
+            <w:shd w:fill="FFFFFF"/>
+          </w:tcPr>
+          <w:p>
+            <w:r>
+              <w:rPr>
+                <w:rFonts w:ascii="Calibri" w:hAnsi="Calibri"/>
+                <w:b w:val="0"/>
+                <w:i w:val="0"/>
+                <w:color w:val="1E272E"/>
+                <w:sz w:val="19"/>
+              </w:rPr>
+              <w:t>[ ] Juridique   [ ] Securite   [ ] Assurance   [ ] Budget   [ ] Donnees   [ ] Image   [ ] Aucun</w:t>
+            </w:r>
+          </w:p>
+        </w:tc>
+      </w:tr>
+      <w:tr>
+        <w:tc>
+          <w:tcPr>
+            <w:tcW w:type="dxa" w:w="2736"/>
+            <w:vAlign w:val="center"/>
+            <w:tcMar>
+              <w:top w:w="100" w:type="dxa"/>
+              <w:start w:w="140" w:type="dxa"/>
+              <w:bottom w:w="100" w:type="dxa"/>
+              <w:end w:w="140" w:type="dxa"/>
+            </w:tcMar>
+            <w:tcBorders>
+              <w:top w:val="single" w:sz="6" w:space="0" w:color="C8D2DC"/>
+              <w:left w:val="single" w:sz="6" w:space="0" w:color="C8D2DC"/>
+              <w:bottom w:val="single" w:sz="6" w:space="0" w:color="C8D2DC"/>
+              <w:right w:val="single" w:sz="6" w:space="0" w:color="C8D2DC"/>
+            </w:tcBorders>
+            <w:shd w:fill="E8EEF5"/>
+          </w:tcPr>
+          <w:p>
+            <w:r>
+              <w:rPr>
+                <w:rFonts w:ascii="Calibri" w:hAnsi="Calibri"/>
+                <w:b/>
+                <w:i w:val="0"/>
+                <w:color w:val="09223A"/>
+                <w:sz w:val="19"/>
+              </w:rPr>
+              <w:t>Pieces prioritaires a obtenir</w:t>
+            </w:r>
+          </w:p>
+        </w:tc>
+        <w:tc>
+          <w:tcPr>
+            <w:tcW w:type="dxa" w:w="6264"/>
+            <w:vAlign w:val="center"/>
+            <w:tcMar>
+              <w:top w:w="100" w:type="dxa"/>
+              <w:start w:w="140" w:type="dxa"/>
+              <w:bottom w:w="100" w:type="dxa"/>
+              <w:end w:w="140" w:type="dxa"/>
+            </w:tcMar>
+            <w:tcBorders>
+              <w:top w:val="single" w:sz="6" w:space="0" w:color="C8D2DC"/>
+              <w:left w:val="single" w:sz="6" w:space="0" w:color="C8D2DC"/>
+              <w:bottom w:val="single" w:sz="6" w:space="0" w:color="C8D2DC"/>
+              <w:right w:val="single" w:sz="6" w:space="0" w:color="C8D2DC"/>
+            </w:tcBorders>
+            <w:shd w:fill="FFFFFF"/>
+          </w:tcPr>
+          <w:p>
+            <w:r>
+              <w:rPr>
+                <w:rFonts w:ascii="Calibri" w:hAnsi="Calibri"/>
+                <w:b w:val="0"/>
+                <w:i w:val="0"/>
+                <w:color w:val="1E272E"/>
+                <w:sz w:val="19"/>
+              </w:rPr>
+              <w:t>____________________________________________________________</w:t>
+            </w:r>
+          </w:p>
+        </w:tc>
+      </w:tr>
+      <w:tr>
+        <w:tc>
+          <w:tcPr>
+            <w:tcW w:type="dxa" w:w="2736"/>
+            <w:vAlign w:val="center"/>
+            <w:tcMar>
+              <w:top w:w="100" w:type="dxa"/>
+              <w:start w:w="140" w:type="dxa"/>
+              <w:bottom w:w="100" w:type="dxa"/>
+              <w:end w:w="140" w:type="dxa"/>
+            </w:tcMar>
+            <w:tcBorders>
+              <w:top w:val="single" w:sz="6" w:space="0" w:color="C8D2DC"/>
+              <w:left w:val="single" w:sz="6" w:space="0" w:color="C8D2DC"/>
+              <w:bottom w:val="single" w:sz="6" w:space="0" w:color="C8D2DC"/>
+              <w:right w:val="single" w:sz="6" w:space="0" w:color="C8D2DC"/>
+            </w:tcBorders>
+            <w:shd w:fill="E8EEF5"/>
+          </w:tcPr>
+          <w:p>
+            <w:r>
+              <w:rPr>
+                <w:rFonts w:ascii="Calibri" w:hAnsi="Calibri"/>
+                <w:b/>
+                <w:i w:val="0"/>
+                <w:color w:val="09223A"/>
+                <w:sz w:val="19"/>
+              </w:rPr>
+              <w:t>Interlocuteur a relancer</w:t>
+            </w:r>
+          </w:p>
+        </w:tc>
+        <w:tc>
+          <w:tcPr>
+            <w:tcW w:type="dxa" w:w="6264"/>
+            <w:vAlign w:val="center"/>
+            <w:tcMar>
+              <w:top w:w="100" w:type="dxa"/>
+              <w:start w:w="140" w:type="dxa"/>
+              <w:bottom w:w="100" w:type="dxa"/>
+              <w:end w:w="140" w:type="dxa"/>
+            </w:tcMar>
+            <w:tcBorders>
+              <w:top w:val="single" w:sz="6" w:space="0" w:color="C8D2DC"/>
+              <w:left w:val="single" w:sz="6" w:space="0" w:color="C8D2DC"/>
+              <w:bottom w:val="single" w:sz="6" w:space="0" w:color="C8D2DC"/>
+              <w:right w:val="single" w:sz="6" w:space="0" w:color="C8D2DC"/>
+            </w:tcBorders>
+            <w:shd w:fill="FFFFFF"/>
+          </w:tcPr>
+          <w:p>
+            <w:r>
+              <w:rPr>
+                <w:rFonts w:ascii="Calibri" w:hAnsi="Calibri"/>
+                <w:b w:val="0"/>
+                <w:i w:val="0"/>
+                <w:color w:val="1E272E"/>
+                <w:sz w:val="19"/>
+              </w:rPr>
+              <w:t>____________________________________________________________</w:t>
+            </w:r>
+          </w:p>
+        </w:tc>
+      </w:tr>
+    </w:tbl>
+    <w:p>
+      <w:pPr>
+        <w:spacing w:before="0" w:after="60" w:line="276" w:lineRule="auto"/>
+      </w:pPr>
+    </w:p>
+    <w:p>
+      <w:pPr>
+        <w:pStyle w:val="Heading1"/>
+        <w:spacing w:before="0" w:after="120" w:line="276" w:lineRule="auto"/>
+      </w:pPr>
+      <w:r>
+        <w:rPr>
+          <w:rFonts w:ascii="Calibri" w:hAnsi="Calibri"/>
+          <w:b w:val="0"/>
+          <w:i w:val="0"/>
+        </w:rPr>
+        <w:t>5. Points de vigilance</w:t>
       </w:r>
     </w:p>
     <w:p>
@@ -1605,6 +2402,20 @@
     </w:p>
     <w:p>
       <w:pPr>
+        <w:pStyle w:val="Heading1"/>
+        <w:spacing w:before="0" w:after="120" w:line="276" w:lineRule="auto"/>
+      </w:pPr>
+      <w:r>
+        <w:rPr>
+          <w:rFonts w:ascii="Calibri" w:hAnsi="Calibri"/>
+          <w:b w:val="0"/>
+          <w:i w:val="0"/>
+        </w:rPr>
+        <w:t>6. Observations, relances et decision</w:t>
+      </w:r>
+    </w:p>
+    <w:p>
+      <w:pPr>
         <w:pStyle w:val="Heading2"/>
         <w:spacing w:before="0" w:after="120" w:line="276" w:lineRule="auto"/>
       </w:pPr>
@@ -1614,20 +2425,7 @@
           <w:b w:val="0"/>
           <w:i w:val="0"/>
         </w:rPr>
-        <w:t>Observations, pieces manquantes et relances</w:t>
-      </w:r>
-    </w:p>
-    <w:p>
-      <w:pPr>
-        <w:spacing w:before="0" w:after="40" w:line="276" w:lineRule="auto"/>
-      </w:pPr>
-      <w:r>
-        <w:rPr>
-          <w:rFonts w:ascii="Calibri" w:hAnsi="Calibri"/>
-          <w:b w:val="0"/>
-          <w:i w:val="0"/>
-        </w:rPr>
-        <w:t>________________________________________________________________________________</w:t>
+        <w:t>Observations internes</w:t>
       </w:r>
     </w:p>
     <w:p>
@@ -1709,7 +2507,7 @@
       <w:tr>
         <w:tc>
           <w:tcPr>
-            <w:tcW w:type="dxa" w:w="2664"/>
+            <w:tcW w:type="dxa" w:w="2736"/>
             <w:vAlign w:val="center"/>
             <w:tcMar>
               <w:top w:w="100" w:type="dxa"/>
@@ -1740,7 +2538,7 @@
         </w:tc>
         <w:tc>
           <w:tcPr>
-            <w:tcW w:type="dxa" w:w="6336"/>
+            <w:tcW w:type="dxa" w:w="6264"/>
             <w:vAlign w:val="center"/>
             <w:tcMar>
               <w:top w:w="100" w:type="dxa"/>
@@ -1773,7 +2571,7 @@
       <w:tr>
         <w:tc>
           <w:tcPr>
-            <w:tcW w:type="dxa" w:w="2664"/>
+            <w:tcW w:type="dxa" w:w="2736"/>
             <w:vAlign w:val="center"/>
             <w:tcMar>
               <w:top w:w="100" w:type="dxa"/>
@@ -1804,7 +2602,7 @@
         </w:tc>
         <w:tc>
           <w:tcPr>
-            <w:tcW w:type="dxa" w:w="6336"/>
+            <w:tcW w:type="dxa" w:w="6264"/>
             <w:vAlign w:val="center"/>
             <w:tcMar>
               <w:top w:w="100" w:type="dxa"/>
@@ -1837,7 +2635,7 @@
       <w:tr>
         <w:tc>
           <w:tcPr>
-            <w:tcW w:type="dxa" w:w="2664"/>
+            <w:tcW w:type="dxa" w:w="2736"/>
             <w:vAlign w:val="center"/>
             <w:tcMar>
               <w:top w:w="100" w:type="dxa"/>
@@ -1868,7 +2666,7 @@
         </w:tc>
         <w:tc>
           <w:tcPr>
-            <w:tcW w:type="dxa" w:w="6336"/>
+            <w:tcW w:type="dxa" w:w="6264"/>
             <w:vAlign w:val="center"/>
             <w:tcMar>
               <w:top w:w="100" w:type="dxa"/>
@@ -1901,7 +2699,7 @@
       <w:tr>
         <w:tc>
           <w:tcPr>
-            <w:tcW w:type="dxa" w:w="2664"/>
+            <w:tcW w:type="dxa" w:w="2736"/>
             <w:vAlign w:val="center"/>
             <w:tcMar>
               <w:top w:w="100" w:type="dxa"/>
@@ -1932,7 +2730,7 @@
         </w:tc>
         <w:tc>
           <w:tcPr>
-            <w:tcW w:type="dxa" w:w="6336"/>
+            <w:tcW w:type="dxa" w:w="6264"/>
             <w:vAlign w:val="center"/>
             <w:tcMar>
               <w:top w:w="100" w:type="dxa"/>
@@ -2153,7 +2951,7 @@
                 <w:color w:val="09223A"/>
                 <w:sz w:val="19"/>
               </w:rPr>
-              <w:t>Demandeur / partenaire si necessaire</w:t>
+              <w:t>Demandeur / structure si necessaire</w:t>
             </w:r>
           </w:p>
         </w:tc>

--- a/documents/kit-formulaires-conventions-tvf/14-listes-pieces/tvf-lp-09-pieces-a-fournir---transport-et-logistique.docx
+++ b/documents/kit-formulaires-conventions-tvf/14-listes-pieces/tvf-lp-09-pieces-a-fournir---transport-et-logistique.docx
@@ -375,7 +375,7 @@
                 <w:color w:val="1E272E"/>
                 <w:sz w:val="19"/>
               </w:rPr>
-              <w:t>contact@territoiresvivantsfrance.fr - 06 22 03 93 24</w:t>
+              <w:t>contact@territoiresvivantsfrance.fr - 04 65 81 54 69</w:t>
             </w:r>
           </w:p>
         </w:tc>
